--- a/lab1/docs/reflection.docx
+++ b/lab1/docs/reflection.docx
@@ -4,317 +4,259 @@
   <w:body>
     <w:p>
       <w:pPr>
-        <w:pStyle w:val="Title"/>
+        <w:jc w:val="center"/>
+        <w:spacing w:after="120"/>
       </w:pPr>
       <w:r>
-        <w:t>Reflection</w:t>
-      </w:r>
-    </w:p>
-    <w:p>
-      <w:r>
-        <w:t>Subject: System Architecture and Integration 2</w:t>
-        <w:br/>
-        <w:t>Section: BIST 3B</w:t>
-        <w:br/>
-        <w:t>Members: Sagum, Patrick Ruiz · Henson, Princess Terana Caram Rasonable · Gargarita, Trisha Faith Casiano · Mogat, Ela Mae Trojillo · Tibo-oc, Paul Felippe Gelle</w:t>
+        <w:rPr>
+          <w:rFonts w:ascii="Cambria" w:hAnsi="Cambria" w:cs="Cambria"/>
+          <w:b/>
+          <w:i w:val="0"/>
+          <w:sz w:val="22"/>
+        </w:rPr>
+        <w:t>Architecture Reflection</w:t>
       </w:r>
     </w:p>
     <w:p>
       <w:pPr>
-        <w:pStyle w:val="Heading1"/>
+        <w:jc w:val="center"/>
+        <w:spacing w:after="240"/>
       </w:pPr>
       <w:r>
-        <w:t>Overview</w:t>
+        <w:rPr>
+          <w:rFonts w:ascii="Cambria" w:hAnsi="Cambria" w:cs="Cambria"/>
+          <w:b w:val="0"/>
+          <w:i w:val="0"/>
+          <w:sz w:val="20"/>
+        </w:rPr>
+        <w:t>Sagum, Patrick R.; Henson, Princess Terana Caram Rasonable;</w:t>
+      </w:r>
+      <w:r>
+        <w:br/>
+      </w:r>
+      <w:r>
+        <w:rPr>
+          <w:rFonts w:ascii="Cambria" w:hAnsi="Cambria" w:cs="Cambria"/>
+          <w:b w:val="0"/>
+          <w:i w:val="0"/>
+          <w:sz w:val="20"/>
+        </w:rPr>
+        <w:t>Gargarita, Trisha Faith Casiano; Mogat, Ela Mae Trojillo;</w:t>
+      </w:r>
+      <w:r>
+        <w:br/>
+      </w:r>
+      <w:r>
+        <w:rPr>
+          <w:rFonts w:ascii="Cambria" w:hAnsi="Cambria" w:cs="Cambria"/>
+          <w:b w:val="0"/>
+          <w:i w:val="0"/>
+          <w:sz w:val="20"/>
+        </w:rPr>
+        <w:t>Tibo-oc, Paul Felippe Gelle</w:t>
+      </w:r>
+      <w:r>
+        <w:br/>
+      </w:r>
+      <w:r>
+        <w:rPr>
+          <w:rFonts w:ascii="Cambria" w:hAnsi="Cambria" w:cs="Cambria"/>
+          <w:b w:val="0"/>
+          <w:i/>
+          <w:sz w:val="20"/>
+        </w:rPr>
+        <w:t>Information Technology, College of Computer Studies</w:t>
+      </w:r>
+      <w:r>
+        <w:br/>
+      </w:r>
+      <w:r>
+        <w:rPr>
+          <w:rFonts w:ascii="Cambria" w:hAnsi="Cambria" w:cs="Cambria"/>
+          <w:b w:val="0"/>
+          <w:i/>
+          <w:sz w:val="20"/>
+        </w:rPr>
+        <w:t>Carlos Hilado Memorial State University</w:t>
+      </w:r>
+    </w:p>
+    <w:p>
+      <w:pPr>
+        <w:spacing w:before="240" w:after="120"/>
+      </w:pPr>
+      <w:r>
+        <w:rPr>
+          <w:rFonts w:ascii="Cambria" w:hAnsi="Cambria" w:cs="Cambria"/>
+          <w:b/>
+          <w:i w:val="0"/>
+          <w:sz w:val="22"/>
+        </w:rPr>
+        <w:t>Preferred Architecture: Monolithic</w:t>
       </w:r>
     </w:p>
     <w:p>
       <w:r>
         <w:rPr>
+          <w:rFonts w:ascii="Cambria" w:hAnsi="Cambria" w:cs="Cambria"/>
           <w:b w:val="0"/>
+          <w:i w:val="0"/>
+          <w:sz w:val="20"/>
         </w:rPr>
-        <w:t>Academe uses a monolithic architecture with the Repository Pattern (MVCR) as the preferred design. For a student course management system of this scale, this is the right trade-off — the data model is tightly coupled (students enroll in courses), ACID transactions are critical, and the team size is small. The pattern is embodied in app/Repositories/ where each domain (Student, Course, Enrollment) has an interface and an Eloquent implementation. Controllers never call Eloquent directly — they type-hint the interface, and Laravel's service container injects the concrete class.</w:t>
+        <w:t>For a student course management system of this scale, the monolithic architecture is the correct choice. A single codebase means one repository, one deployment command, and one database with full ACID guarantees. Cascade deletes are automatic — the Repository layer calls deleteByStudent() before removing the student record, ensuring referential integrity in a single transaction. In microservices, the same operation would require domain events dispatched across service boundaries, adding complexity with no benefit at this team size.</w:t>
+      </w:r>
+    </w:p>
+    <w:p>
+      <w:pPr>
+        <w:spacing w:before="240" w:after="120"/>
+      </w:pPr>
+      <w:r>
+        <w:rPr>
+          <w:rFonts w:ascii="Cambria" w:hAnsi="Cambria" w:cs="Cambria"/>
+          <w:b/>
+          <w:i w:val="0"/>
+          <w:sz w:val="22"/>
+        </w:rPr>
+        <w:t>What MVCR Added Over Plain MVC</w:t>
       </w:r>
     </w:p>
     <w:p>
       <w:r>
         <w:rPr>
+          <w:rFonts w:ascii="Cambria" w:hAnsi="Cambria" w:cs="Cambria"/>
           <w:b w:val="0"/>
+          <w:i w:val="0"/>
+          <w:sz w:val="20"/>
         </w:rPr>
-        <w:t>The microservices build illustrates where this architecture gains complexity. Every write to POST /api/enrollments requires two outbound HTTP calls before persisting anything. These calls are wrapped in try/catch (ConnectionException) blocks to handle 503/504 scenarios. What was a single in-process Eloquent query in the monolith becomes a distributed transaction with network failure modes and timeout budgets.</w:t>
+        <w:t>The Repository Interface is the reason the ENV switch works at all. The Controller calls an interface — it has no idea whether a Repository or a Service Client is on the other side. Swapping backends is a config change, not a code change. Plain MVC would have baked Eloquent directly into the Controller, making the switch impossible without a full rewrite. Each controller method is three to five lines because the data access logic lives entirely behind the interface. The Controller orchestrates; it does not query.</w:t>
       </w:r>
     </w:p>
     <w:p>
       <w:pPr>
-        <w:pStyle w:val="Heading1"/>
+        <w:spacing w:before="240" w:after="120"/>
       </w:pPr>
       <w:r>
-        <w:t>What We Learned</w:t>
-      </w:r>
-    </w:p>
-    <w:p>
-      <w:pPr>
-        <w:pStyle w:val="Heading2"/>
-      </w:pPr>
-      <w:r>
-        <w:t>1. Monolith-first is easier to reason about</w:t>
+        <w:rPr>
+          <w:rFonts w:ascii="Cambria" w:hAnsi="Cambria" w:cs="Cambria"/>
+          <w:b/>
+          <w:i w:val="0"/>
+          <w:sz w:val="22"/>
+        </w:rPr>
+        <w:t>Where Microservices Win</w:t>
       </w:r>
     </w:p>
     <w:p>
       <w:r>
         <w:rPr>
+          <w:rFonts w:ascii="Cambria" w:hAnsi="Cambria" w:cs="Cambria"/>
           <w:b w:val="0"/>
+          <w:i w:val="0"/>
+          <w:sz w:val="20"/>
         </w:rPr>
-        <w:t>Starting with the monolithic version gave us a solid understanding of the domain model. The MVCR pattern kept things organized, and having a single database made data integrity straightforward with foreign keys and Eloquent relationships.</w:t>
+        <w:t>Independent scaling is the primary advantage — student-service can scale horizontally without touching course-service or enrollment-service. Fault isolation means a bug in course-service does not take down the student registration system. Team autonomy allows each service to be owned and deployed by a separate team on its own release schedule. These benefits are organizational first and technical second — they matter at team scale, not at lab scale.</w:t>
       </w:r>
     </w:p>
     <w:p>
       <w:pPr>
-        <w:pStyle w:val="Heading2"/>
+        <w:spacing w:before="240" w:after="120"/>
       </w:pPr>
       <w:r>
-        <w:t>2. Splitting into microservices exposes hidden assumptions</w:t>
+        <w:rPr>
+          <w:rFonts w:ascii="Cambria" w:hAnsi="Cambria" w:cs="Cambria"/>
+          <w:b/>
+          <w:i w:val="0"/>
+          <w:sz w:val="22"/>
+        </w:rPr>
+        <w:t>Conclusion</w:t>
       </w:r>
     </w:p>
     <w:p>
       <w:r>
         <w:rPr>
+          <w:rFonts w:ascii="Cambria" w:hAnsi="Cambria" w:cs="Cambria"/>
           <w:b w:val="0"/>
+          <w:i w:val="0"/>
+          <w:sz w:val="20"/>
         </w:rPr>
-        <w:t>When we moved to three independent services, we realized how many assumptions the monolith made about data being "just there." The enrollment service could no longer do exists:students,id — it had to make an HTTP call. This forced us to think about what happens when that server is down, slow, or returns unexpected data.</w:t>
-      </w:r>
-    </w:p>
-    <w:p>
-      <w:pPr>
-        <w:pStyle w:val="Heading2"/>
-      </w:pPr>
-      <w:r>
-        <w:t>3. Error handling in distributed systems is fundamentally different</w:t>
-      </w:r>
-    </w:p>
-    <w:p>
-      <w:r>
-        <w:rPr>
-          <w:b w:val="0"/>
-        </w:rPr>
-        <w:t>In the monolith, errors are PHP exceptions that bubble up through a single call stack. In microservices, a "student not found" error starts as a 404 JSON response, gets interpreted by the HTTP client, and must be translated into a meaningful error for the end user.</w:t>
-      </w:r>
-    </w:p>
-    <w:p>
-      <w:pPr>
-        <w:pStyle w:val="Heading2"/>
-      </w:pPr>
-      <w:r>
-        <w:t>4. The 503 vs 504 distinction is subtle but important</w:t>
-      </w:r>
-    </w:p>
-    <w:p>
-      <w:r>
-        <w:rPr>
-          <w:b w:val="0"/>
-        </w:rPr>
-        <w:t>Both connection-refused and timeout scenarios throw the same ConnectionException. We had to inspect the exception message string to distinguish them. In production we would use circuit-breaker libraries and health-check endpoints.</w:t>
-      </w:r>
-    </w:p>
-    <w:p>
-      <w:pPr>
-        <w:pStyle w:val="Heading2"/>
-      </w:pPr>
-      <w:r>
-        <w:t>5. The backend switch was a good exercise in abstraction</w:t>
-      </w:r>
-    </w:p>
-    <w:p>
-      <w:r>
-        <w:rPr>
-          <w:b w:val="0"/>
-        </w:rPr>
-        <w:t>The APP_BACKEND toggle showed us that controllers shouldn't care where data comes from. Whether from a local SQLite database or an HTTP API, the controller branches once and the rest stays the same. This is the Repository Pattern in action.</w:t>
-      </w:r>
-    </w:p>
-    <w:p>
-      <w:pPr>
-        <w:pStyle w:val="Heading1"/>
-      </w:pPr>
-      <w:r>
-        <w:t>Where the Monolith Breaks Down at Scale</w:t>
-      </w:r>
-    </w:p>
-    <w:p>
-      <w:r>
-        <w:rPr>
-          <w:b w:val="0"/>
-        </w:rPr>
-        <w:t>As Academe grows, a single deployment becomes a liability. A spike in enrollment submissions forces scaling the entire application. A bug in one module can bring down the entire system. Teams must coordinate releases, and schema changes require application-wide migrations. The clean repository boundaries in app/Repositories/Interfaces/ would guide a natural decomposition.</w:t>
-      </w:r>
-    </w:p>
-    <w:p>
-      <w:pPr>
-        <w:pStyle w:val="Heading1"/>
-      </w:pPr>
-      <w:r>
-        <w:t>Where Microservices Add Unnecessary Complexity</w:t>
-      </w:r>
-    </w:p>
-    <w:p>
-      <w:r>
-        <w:rPr>
-          <w:b w:val="0"/>
-        </w:rPr>
-        <w:t>For a lab system with a small team, the microservices version requires three servers, three databases, and inter-service HTTP calls that can fail or time out. The enrollment service must validate existence via the network on every write. Debugging a 503 across three terminal windows is significantly harder than reading a single stack trace. Microservices are an organisational solution first; a technical one second.</w:t>
-      </w:r>
-    </w:p>
-    <w:p>
-      <w:pPr>
-        <w:pStyle w:val="Heading1"/>
-      </w:pPr>
-      <w:r>
-        <w:t>Challenges We Faced</w:t>
-      </w:r>
-    </w:p>
-    <w:p>
-      <w:pPr>
-        <w:pStyle w:val="ListBullet"/>
-      </w:pPr>
-      <w:r>
-        <w:t>SQLite path configuration on Windows — relative paths silently create a new empty database.</w:t>
-      </w:r>
-    </w:p>
-    <w:p>
-      <w:pPr>
-        <w:pStyle w:val="ListBullet"/>
-      </w:pPr>
-      <w:r>
-        <w:t>Blade views expecting objects — microservice HTTP data arrives as arrays; cast to (object).</w:t>
-      </w:r>
-    </w:p>
-    <w:p>
-      <w:pPr>
-        <w:pStyle w:val="ListBullet"/>
-      </w:pPr>
-      <w:r>
-        <w:t>Route ordering for /enrollments/student/{id} — must be registered before the {id} wildcard.</w:t>
-      </w:r>
-    </w:p>
-    <w:p>
-      <w:pPr>
-        <w:pStyle w:val="ListBullet"/>
-      </w:pPr>
-      <w:r>
-        <w:t>Cascade deletes across service boundaries — orphaned enrollments remain in microservices.</w:t>
-      </w:r>
-    </w:p>
-    <w:p>
-      <w:pPr>
-        <w:pStyle w:val="Heading1"/>
-      </w:pPr>
-      <w:r>
-        <w:t>What We Would Do Differently in Production</w:t>
-      </w:r>
-    </w:p>
-    <w:p>
-      <w:pPr>
-        <w:pStyle w:val="ListBullet"/>
-      </w:pPr>
-      <w:r>
-        <w:t>Use event-driven architecture (message queue) for cross-service consistency.</w:t>
-      </w:r>
-    </w:p>
-    <w:p>
-      <w:pPr>
-        <w:pStyle w:val="ListBullet"/>
-      </w:pPr>
-      <w:r>
-        <w:t>Add circuit breakers to prevent cascade failures.</w:t>
-      </w:r>
-    </w:p>
-    <w:p>
-      <w:pPr>
-        <w:pStyle w:val="ListBullet"/>
-      </w:pPr>
-      <w:r>
-        <w:t>Implement /health endpoints on each service for monitoring.</w:t>
-      </w:r>
-    </w:p>
-    <w:p>
-      <w:pPr>
-        <w:pStyle w:val="ListBullet"/>
-      </w:pPr>
-      <w:r>
-        <w:t>Use distributed tracing (OpenTelemetry) across all services.</w:t>
-      </w:r>
-    </w:p>
-    <w:p>
-      <w:pPr>
-        <w:pStyle w:val="ListBullet"/>
-      </w:pPr>
-      <w:r>
-        <w:t>Add retry logic with exponential backoff for transient failures.</w:t>
-      </w:r>
-    </w:p>
-    <w:p>
-      <w:pPr>
-        <w:pStyle w:val="ListBullet"/>
-      </w:pPr>
-      <w:r>
-        <w:t>Use a proper RDBMS (PostgreSQL/MySQL) instead of SQLite.</w:t>
-      </w:r>
-    </w:p>
-    <w:p>
-      <w:pPr>
-        <w:pStyle w:val="Heading1"/>
-      </w:pPr>
-      <w:r>
-        <w:t>Key Takeaways</w:t>
-      </w:r>
-    </w:p>
-    <w:p>
-      <w:pPr>
-        <w:pStyle w:val="ListNumber"/>
-      </w:pPr>
-      <w:r>
-        <w:t>1. Monolithic architecture is the correct default for small teams and MVPs.</w:t>
-      </w:r>
-    </w:p>
-    <w:p>
-      <w:pPr>
-        <w:pStyle w:val="ListNumber"/>
-      </w:pPr>
-      <w:r>
-        <w:t>2. Repository Pattern provides clean boundaries that make future decomposition possible.</w:t>
-      </w:r>
-    </w:p>
-    <w:p>
-      <w:pPr>
-        <w:pStyle w:val="ListNumber"/>
-      </w:pPr>
-      <w:r>
-        <w:t>3. Microservices introduce distributed systems complexity — networking, consistency, observability.</w:t>
-      </w:r>
-    </w:p>
-    <w:p>
-      <w:pPr>
-        <w:pStyle w:val="ListNumber"/>
-      </w:pPr>
-      <w:r>
-        <w:t>4. Interface-driven design is the prerequisite for any architectural evolution.</w:t>
-      </w:r>
-    </w:p>
-    <w:p>
-      <w:pPr>
-        <w:pStyle w:val="ListNumber"/>
-      </w:pPr>
-      <w:r>
-        <w:t>5. Choose architecture based on team size, operational maturity, and actual scaling needs — not trends.</w:t>
+        <w:t>The Repository boundaries in the monolith map directly to the three microservice boundaries. StudentRepositoryInterface becomes student-service, CourseRepositoryInterface becomes course-service, and EnrollmentRepositoryInterface becomes enrollment-service. The system is monolithic today but microservices-ready by design. When the business requires independent deployment or horizontal scaling, each Repository becomes a Service Client with no changes to the Controller layer.</w:t>
       </w:r>
     </w:p>
     <w:sectPr>
+      <w:headerReference w:type="default" r:id="rId9"/>
+      <w:footerReference w:type="default" r:id="rId10"/>
       <w:pgSz w:w="12240" w:h="15840"/>
-      <w:pgMar w:top="1440" w:right="1800" w:bottom="1440" w:left="1800" w:header="720" w:footer="720" w:gutter="0"/>
+      <w:pgMar w:top="1440" w:right="1440" w:bottom="1440" w:left="1440" w:header="720" w:footer="720" w:gutter="0"/>
       <w:cols w:space="720"/>
       <w:docGrid w:linePitch="360"/>
     </w:sectPr>
   </w:body>
 </w:document>
+</file>
+
+<file path=word/footer1.xml><?xml version="1.0" encoding="utf-8"?>
+<w:ftr xmlns:m="http://schemas.openxmlformats.org/officeDocument/2006/math" xmlns:mc="http://schemas.openxmlformats.org/markup-compatibility/2006" xmlns:mo="http://schemas.microsoft.com/office/mac/office/2008/main" xmlns:mv="urn:schemas-microsoft-com:mac:vml" xmlns:o="urn:schemas-microsoft-com:office:office" xmlns:r="http://schemas.openxmlformats.org/officeDocument/2006/relationships" xmlns:v="urn:schemas-microsoft-com:vml" xmlns:w10="urn:schemas-microsoft-com:office:word" xmlns:w14="http://schemas.microsoft.com/office/word/2010/wordml" xmlns:w="http://schemas.openxmlformats.org/wordprocessingml/2006/main" xmlns:wne="http://schemas.microsoft.com/office/word/2006/wordml" xmlns:wp14="http://schemas.microsoft.com/office/word/2010/wordprocessingDrawing" xmlns:wp="http://schemas.openxmlformats.org/drawingml/2006/wordprocessingDrawing" xmlns:wpc="http://schemas.microsoft.com/office/word/2010/wordprocessingCanvas" xmlns:wpg="http://schemas.microsoft.com/office/word/2010/wordprocessingGroup" xmlns:wpi="http://schemas.microsoft.com/office/word/2010/wordprocessingInk" xmlns:wps="http://schemas.microsoft.com/office/word/2010/wordprocessingShape" mc:Ignorable="w14 wp14">
+  <w:p>
+    <w:pPr>
+      <w:pStyle w:val="Footer"/>
+      <w:jc w:val="center"/>
+    </w:pPr>
+    <w:r>
+      <w:rPr>
+        <w:rFonts w:ascii="Cambria" w:hAnsi="Cambria" w:cs="Cambria"/>
+        <w:b w:val="0"/>
+        <w:i w:val="0"/>
+        <w:sz w:val="18"/>
+      </w:rPr>
+      <w:t xml:space="preserve">Page </w:t>
+    </w:r>
+    <w:r>
+      <w:fldChar w:fldCharType="begin"/>
+    </w:r>
+    <w:r>
+      <w:instrText xml:space="preserve"> PAGE </w:instrText>
+    </w:r>
+    <w:r>
+      <w:fldChar w:fldCharType="end"/>
+    </w:r>
+    <w:r>
+      <w:rPr>
+        <w:rFonts w:ascii="Cambria" w:hAnsi="Cambria" w:cs="Cambria"/>
+        <w:b w:val="0"/>
+        <w:i w:val="0"/>
+        <w:sz w:val="18"/>
+      </w:rPr>
+      <w:t xml:space="preserve"> of </w:t>
+    </w:r>
+    <w:r>
+      <w:fldChar w:fldCharType="begin"/>
+    </w:r>
+    <w:r>
+      <w:instrText xml:space="preserve"> NUMPAGES </w:instrText>
+    </w:r>
+    <w:r>
+      <w:fldChar w:fldCharType="end"/>
+    </w:r>
+  </w:p>
+</w:ftr>
+</file>
+
+<file path=word/header1.xml><?xml version="1.0" encoding="utf-8"?>
+<w:hdr xmlns:m="http://schemas.openxmlformats.org/officeDocument/2006/math" xmlns:mc="http://schemas.openxmlformats.org/markup-compatibility/2006" xmlns:mo="http://schemas.microsoft.com/office/mac/office/2008/main" xmlns:mv="urn:schemas-microsoft-com:mac:vml" xmlns:o="urn:schemas-microsoft-com:office:office" xmlns:r="http://schemas.openxmlformats.org/officeDocument/2006/relationships" xmlns:v="urn:schemas-microsoft-com:vml" xmlns:w10="urn:schemas-microsoft-com:office:word" xmlns:w14="http://schemas.microsoft.com/office/word/2010/wordml" xmlns:w="http://schemas.openxmlformats.org/wordprocessingml/2006/main" xmlns:wne="http://schemas.microsoft.com/office/word/2006/wordml" xmlns:wp14="http://schemas.microsoft.com/office/word/2010/wordprocessingDrawing" xmlns:wp="http://schemas.openxmlformats.org/drawingml/2006/wordprocessingDrawing" xmlns:wpc="http://schemas.microsoft.com/office/word/2010/wordprocessingCanvas" xmlns:wpg="http://schemas.microsoft.com/office/word/2010/wordprocessingGroup" xmlns:wpi="http://schemas.microsoft.com/office/word/2010/wordprocessingInk" xmlns:wps="http://schemas.microsoft.com/office/word/2010/wordprocessingShape" mc:Ignorable="w14 wp14">
+  <w:p>
+    <w:pPr>
+      <w:pStyle w:val="Header"/>
+      <w:jc w:val="center"/>
+    </w:pPr>
+    <w:r>
+      <w:rPr>
+        <w:rFonts w:ascii="Cambria" w:hAnsi="Cambria" w:cs="Cambria"/>
+        <w:b w:val="0"/>
+        <w:i/>
+        <w:sz w:val="18"/>
+      </w:rPr>
+      <w:t>ITSAR2 313 – SYSTEM INTEGRATION AND ARCHITECTURE 2</w:t>
+    </w:r>
+  </w:p>
+</w:hdr>
 </file>
 
 <file path=word/numbering.xml><?xml version="1.0" encoding="utf-8"?>
@@ -681,10 +623,12 @@
     <w:qFormat/>
     <w:rsid w:val="00FC693F"/>
     <w:rPr>
-      <w:rFonts w:ascii="Calibri" w:hAnsi="Calibri"/>
-      <w:color w:val="666666"/>
-      <w:sz w:val="18"/>
+      <w:rFonts w:ascii="Cambria" w:hAnsi="Cambria" w:cs="Cambria"/>
+      <w:sz w:val="20"/>
     </w:rPr>
+    <w:pPr>
+      <w:spacing w:line="276" w:lineRule="auto"/>
+    </w:pPr>
   </w:style>
   <w:style w:type="paragraph" w:styleId="Header">
     <w:name w:val="header"/>
